--- a/opisy_archetypow/opisy_Opiekun.docx
+++ b/opisy_archetypow/opisy_Opiekun.docx
@@ -865,6 +865,12 @@
     <w:p>
       <w:r>
         <w:t>Angelina Jolie, księżna Diana, Matka Teresa</w:t>
+      </w:r>
+      <w:r>
+        <w:t xml:space="preserve">, </w:t>
+      </w:r>
+      <w:r>
+        <w:t>Dr Quinn</w:t>
       </w:r>
     </w:p>
     <w:p/>
@@ -10782,7 +10788,6 @@
   <w:style w:type="character" w:default="1" w:styleId="Domylnaczcionkaakapitu">
     <w:name w:val="Default Paragraph Font"/>
     <w:uiPriority w:val="1"/>
-    <w:semiHidden/>
     <w:unhideWhenUsed/>
   </w:style>
   <w:style w:type="table" w:default="1" w:styleId="Standardowy">
